--- a/AC software guide.docx
+++ b/AC software guide.docx
@@ -19,7 +19,7 @@
           <w:szCs w:val="40"/>
           <w:lang w:val="en-IN"/>
         </w:rPr>
-        <w:t>XYZ Accounting Software</w:t>
+        <w:t>XYZ Software</w:t>
       </w:r>
     </w:p>
     <w:p>
@@ -41,7 +41,7 @@
           <w:szCs w:val="32"/>
           <w:lang w:val="en-IN"/>
         </w:rPr>
-        <w:t>Installation Guide</w:t>
+        <w:t xml:space="preserve"> Guide</w:t>
       </w:r>
     </w:p>
     <w:p>
@@ -102,6 +102,14 @@
     </w:p>
     <w:sdt>
       <w:sdtPr>
+        <w:rPr>
+          <w:rFonts w:asciiTheme="minorHAnsi" w:eastAsiaTheme="minorHAnsi" w:hAnsiTheme="minorHAnsi" w:cstheme="minorBidi"/>
+          <w:color w:val="auto"/>
+          <w:kern w:val="2"/>
+          <w:sz w:val="22"/>
+          <w:szCs w:val="22"/>
+          <w14:ligatures w14:val="standardContextual"/>
+        </w:rPr>
         <w:id w:val="912511768"/>
         <w:docPartObj>
           <w:docPartGallery w:val="Table of Contents"/>
@@ -110,15 +118,9 @@
       </w:sdtPr>
       <w:sdtEndPr>
         <w:rPr>
-          <w:rFonts w:asciiTheme="minorHAnsi" w:eastAsiaTheme="minorHAnsi" w:hAnsiTheme="minorHAnsi" w:cstheme="minorBidi"/>
           <w:b/>
           <w:bCs/>
           <w:noProof/>
-          <w:color w:val="auto"/>
-          <w:kern w:val="2"/>
-          <w:sz w:val="22"/>
-          <w:szCs w:val="22"/>
-          <w14:ligatures w14:val="standardContextual"/>
         </w:rPr>
       </w:sdtEndPr>
       <w:sdtContent>
